--- a/09_records/20260316_1_免疫荧光-包被.docx
+++ b/09_records/20260316_1_免疫荧光-包被.docx
@@ -4,61 +4,38 @@
   <w:body>
     <w:p>
       <w:pPr>
-        <w:widowControl/>
-        <w:numPr>
-          <w:ilvl w:val="0"/>
-          <w:numId w:val="1"/>
-        </w:numPr>
-        <w:jc w:val="left"/>
-        <w:textAlignment w:val="center"/>
-        <w:rPr>
-          <w:rFonts w:ascii="Cambria" w:eastAsia="宋体" w:hAnsi="Cambria" w:cs="Calibri"/>
-          <w:kern w:val="0"/>
-          <w:sz w:val="24"/>
-        </w:rPr>
-      </w:pPr>
-      <w:r>
-        <w:rPr>
-          <w:rFonts w:ascii="微软雅黑" w:eastAsia="微软雅黑" w:hAnsi="微软雅黑" w:cs="Calibri" w:hint="eastAsia"/>
-          <w:strike/>
-          <w:kern w:val="0"/>
-          <w:sz w:val="24"/>
+        <w:pStyle w:val="1"/>
+        <w:rPr>
+          <w:rFonts w:ascii="Cambria" w:eastAsia="宋体" w:hAnsi="Cambria"/>
+        </w:rPr>
+      </w:pPr>
+      <w:r>
+        <w:rPr>
+          <w:rFonts w:hint="eastAsia"/>
         </w:rPr>
         <w:t>包被（提前</w:t>
       </w:r>
       <w:r>
         <w:rPr>
-          <w:rFonts w:ascii="Calibri" w:eastAsia="宋体" w:hAnsi="Calibri" w:cs="Calibri"/>
-          <w:strike/>
-          <w:kern w:val="0"/>
-          <w:sz w:val="24"/>
+          <w:rFonts w:ascii="Calibri" w:eastAsia="宋体" w:hAnsi="Calibri"/>
         </w:rPr>
         <w:t>2</w:t>
       </w:r>
       <w:r>
         <w:rPr>
-          <w:rFonts w:ascii="微软雅黑" w:eastAsia="微软雅黑" w:hAnsi="微软雅黑" w:cs="Calibri" w:hint="eastAsia"/>
-          <w:strike/>
-          <w:kern w:val="0"/>
-          <w:sz w:val="24"/>
+          <w:rFonts w:hint="eastAsia"/>
         </w:rPr>
         <w:t>天进行）——</w:t>
       </w:r>
       <w:r>
         <w:rPr>
-          <w:rFonts w:ascii="Calibri" w:eastAsia="宋体" w:hAnsi="Calibri" w:cs="Calibri"/>
-          <w:strike/>
-          <w:kern w:val="0"/>
-          <w:sz w:val="24"/>
+          <w:rFonts w:ascii="Calibri" w:eastAsia="宋体" w:hAnsi="Calibri"/>
         </w:rPr>
         <w:t>GHM</w:t>
       </w:r>
       <w:r>
         <w:rPr>
-          <w:rFonts w:ascii="微软雅黑" w:eastAsia="微软雅黑" w:hAnsi="微软雅黑" w:cs="Calibri" w:hint="eastAsia"/>
-          <w:strike/>
-          <w:kern w:val="0"/>
-          <w:sz w:val="24"/>
+          <w:rFonts w:hint="eastAsia"/>
         </w:rPr>
         <w:t>尝试过，可以不进行</w:t>
       </w:r>
@@ -129,7 +106,7 @@
         <w:ind w:left="1620"/>
         <w:jc w:val="left"/>
         <w:rPr>
-          <w:rFonts w:ascii=".AppleSystemUIFont" w:eastAsia="宋体" w:hAnsi=".AppleSystemUIFont" w:cs="Calibri"/>
+          <w:rFonts w:ascii=".AppleSystemUIFont" w:eastAsia="宋体" w:hAnsi=".AppleSystemUIFont" w:cs="Calibri" w:hint="eastAsia"/>
           <w:color w:val="0E0E0E"/>
           <w:kern w:val="0"/>
           <w:sz w:val="16"/>
@@ -195,7 +172,7 @@
         <w:ind w:left="1620"/>
         <w:jc w:val="left"/>
         <w:rPr>
-          <w:rFonts w:ascii=".AppleSystemUIFont" w:eastAsia="宋体" w:hAnsi=".AppleSystemUIFont" w:cs="Calibri"/>
+          <w:rFonts w:ascii=".AppleSystemUIFont" w:eastAsia="宋体" w:hAnsi=".AppleSystemUIFont" w:cs="Calibri" w:hint="eastAsia"/>
           <w:color w:val="0E0E0E"/>
           <w:kern w:val="0"/>
           <w:sz w:val="16"/>
@@ -299,7 +276,7 @@
         <w:ind w:left="1620"/>
         <w:jc w:val="left"/>
         <w:rPr>
-          <w:rFonts w:ascii=".AppleSystemUIFont" w:eastAsia="宋体" w:hAnsi=".AppleSystemUIFont" w:cs="Calibri"/>
+          <w:rFonts w:ascii=".AppleSystemUIFont" w:eastAsia="宋体" w:hAnsi=".AppleSystemUIFont" w:cs="Calibri" w:hint="eastAsia"/>
           <w:color w:val="0E0E0E"/>
           <w:kern w:val="0"/>
           <w:sz w:val="16"/>
@@ -397,7 +374,7 @@
         <w:ind w:left="1620"/>
         <w:jc w:val="left"/>
         <w:rPr>
-          <w:rFonts w:ascii=".AppleSystemUIFont" w:eastAsia="宋体" w:hAnsi=".AppleSystemUIFont" w:cs="Calibri"/>
+          <w:rFonts w:ascii=".AppleSystemUIFont" w:eastAsia="宋体" w:hAnsi=".AppleSystemUIFont" w:cs="Calibri" w:hint="eastAsia"/>
           <w:color w:val="0E0E0E"/>
           <w:kern w:val="0"/>
           <w:sz w:val="16"/>
@@ -441,7 +418,7 @@
         <w:ind w:left="1620"/>
         <w:jc w:val="left"/>
         <w:rPr>
-          <w:rFonts w:ascii=".AppleSystemUIFont" w:eastAsia="宋体" w:hAnsi=".AppleSystemUIFont" w:cs="Calibri"/>
+          <w:rFonts w:ascii=".AppleSystemUIFont" w:eastAsia="宋体" w:hAnsi=".AppleSystemUIFont" w:cs="Calibri" w:hint="eastAsia"/>
           <w:color w:val="0E0E0E"/>
           <w:kern w:val="0"/>
           <w:sz w:val="16"/>
@@ -465,7 +442,7 @@
         <w:ind w:left="2160"/>
         <w:jc w:val="left"/>
         <w:rPr>
-          <w:rFonts w:ascii=".AppleSystemUIFont" w:eastAsia="宋体" w:hAnsi=".AppleSystemUIFont" w:cs="Calibri"/>
+          <w:rFonts w:ascii=".AppleSystemUIFont" w:eastAsia="宋体" w:hAnsi=".AppleSystemUIFont" w:cs="Calibri" w:hint="eastAsia"/>
           <w:color w:val="0E0E0E"/>
           <w:kern w:val="0"/>
           <w:sz w:val="16"/>
@@ -509,7 +486,7 @@
         <w:ind w:left="2160"/>
         <w:jc w:val="left"/>
         <w:rPr>
-          <w:rFonts w:ascii=".AppleSystemUIFont" w:eastAsia="宋体" w:hAnsi=".AppleSystemUIFont" w:cs="Calibri"/>
+          <w:rFonts w:ascii=".AppleSystemUIFont" w:eastAsia="宋体" w:hAnsi=".AppleSystemUIFont" w:cs="Calibri" w:hint="eastAsia"/>
           <w:color w:val="0E0E0E"/>
           <w:kern w:val="0"/>
           <w:sz w:val="16"/>
@@ -589,26 +566,28 @@
     </w:p>
     <w:p>
       <w:pPr>
-        <w:widowControl/>
-        <w:numPr>
-          <w:ilvl w:val="0"/>
-          <w:numId w:val="2"/>
-        </w:numPr>
-        <w:jc w:val="left"/>
-        <w:textAlignment w:val="center"/>
-        <w:rPr>
-          <w:rFonts w:ascii="Cambria" w:eastAsia="宋体" w:hAnsi="Cambria" w:cs="Calibri"/>
-          <w:kern w:val="0"/>
-          <w:sz w:val="24"/>
-        </w:rPr>
-      </w:pPr>
-      <w:r>
-        <w:rPr>
-          <w:rFonts w:ascii="微软雅黑" w:eastAsia="微软雅黑" w:hAnsi="微软雅黑" w:cs="Calibri" w:hint="eastAsia"/>
-          <w:kern w:val="0"/>
-          <w:sz w:val="24"/>
+        <w:pStyle w:val="1"/>
+        <w:rPr>
+          <w:rFonts w:ascii="Cambria" w:eastAsia="宋体" w:hAnsi="Cambria" w:hint="eastAsia"/>
+        </w:rPr>
+      </w:pPr>
+      <w:r>
+        <w:rPr>
+          <w:rFonts w:hint="eastAsia"/>
+        </w:rPr>
+        <w:t>直接</w:t>
+      </w:r>
+      <w:r>
+        <w:rPr>
+          <w:rFonts w:hint="eastAsia"/>
         </w:rPr>
         <w:t>细胞铺板</w:t>
+      </w:r>
+      <w:r>
+        <w:rPr>
+          <w:rFonts w:hint="eastAsia"/>
+        </w:rPr>
+        <w:t>（macrophages）</w:t>
       </w:r>
     </w:p>
     <w:p>
